--- a/html-css/modulo02/resumo-de-tipografia.docx
+++ b/html-css/modulo02/resumo-de-tipografia.docx
@@ -1813,7 +1813,10 @@
       </w:r>
       <w:r>
         <w:rPr>
-          <w:highlight w:val="none"/>
+          <w:b w:val="0"/>
+          <w:bCs w:val="0"/>
+          <w:sz w:val="32"/>
+          <w:szCs w:val="32"/>
         </w:rPr>
       </w:r>
       <w:r>
@@ -2255,10 +2258,10 @@
       </w:r>
       <w:r>
         <w:rPr>
-          <w:b w:val="0"/>
-          <w:bCs w:val="0"/>
-          <w:sz w:val="40"/>
-          <w:szCs w:val="40"/>
+          <w:b/>
+          <w:bCs/>
+          <w:sz w:val="36"/>
+          <w:szCs w:val="36"/>
           <w:highlight w:val="none"/>
         </w:rPr>
       </w:r>
@@ -2358,6 +2361,15 @@
           <w:highlight w:val="none"/>
         </w:rPr>
       </w:r>
+      <w:r>
+        <w:rPr>
+          <w:b w:val="0"/>
+          <w:bCs w:val="0"/>
+          <w:sz w:val="40"/>
+          <w:szCs w:val="40"/>
+          <w:highlight w:val="none"/>
+        </w:rPr>
+      </w:r>
     </w:p>
     <w:p>
       <w:pPr>
@@ -2407,6 +2419,15 @@
           <w:highlight w:val="none"/>
         </w:rPr>
       </w:r>
+      <w:r>
+        <w:rPr>
+          <w:b/>
+          <w:bCs/>
+          <w:sz w:val="40"/>
+          <w:szCs w:val="40"/>
+          <w:highlight w:val="none"/>
+        </w:rPr>
+      </w:r>
     </w:p>
     <w:p>
       <w:pPr>
@@ -2456,6 +2477,15 @@
           <w:highlight w:val="none"/>
         </w:rPr>
       </w:r>
+      <w:r>
+        <w:rPr>
+          <w:b/>
+          <w:bCs/>
+          <w:sz w:val="36"/>
+          <w:szCs w:val="36"/>
+          <w:highlight w:val="none"/>
+        </w:rPr>
+      </w:r>
     </w:p>
     <w:p>
       <w:pPr>
@@ -2504,6 +2534,15 @@
           <w:highlight w:val="none"/>
         </w:rPr>
       </w:r>
+      <w:r>
+        <w:rPr>
+          <w:b/>
+          <w:bCs/>
+          <w:sz w:val="36"/>
+          <w:szCs w:val="36"/>
+          <w:highlight w:val="none"/>
+        </w:rPr>
+      </w:r>
     </w:p>
     <w:p>
       <w:pPr>
@@ -2552,6 +2591,15 @@
           <w:highlight w:val="none"/>
         </w:rPr>
       </w:r>
+      <w:r>
+        <w:rPr>
+          <w:b/>
+          <w:bCs/>
+          <w:sz w:val="36"/>
+          <w:szCs w:val="36"/>
+          <w:highlight w:val="none"/>
+        </w:rPr>
+      </w:r>
     </w:p>
     <w:p>
       <w:pPr>
@@ -2581,6 +2629,15 @@
           <w:highlight w:val="none"/>
         </w:rPr>
         <w:t xml:space="preserve">% (Porcentagem);</w:t>
+      </w:r>
+      <w:r>
+        <w:rPr>
+          <w:b/>
+          <w:bCs/>
+          <w:sz w:val="36"/>
+          <w:szCs w:val="36"/>
+          <w:highlight w:val="none"/>
+        </w:rPr>
       </w:r>
       <w:r>
         <w:rPr>
@@ -2626,10 +2683,10 @@
       </w:r>
       <w:r>
         <w:rPr>
-          <w:b w:val="0"/>
-          <w:bCs w:val="0"/>
-          <w:sz w:val="40"/>
-          <w:szCs w:val="40"/>
+          <w:b/>
+          <w:bCs/>
+          <w:sz w:val="36"/>
+          <w:szCs w:val="36"/>
           <w:highlight w:val="none"/>
         </w:rPr>
       </w:r>
@@ -2732,6 +2789,15 @@
           <w:highlight w:val="none"/>
         </w:rPr>
       </w:r>
+      <w:r>
+        <w:rPr>
+          <w:b/>
+          <w:bCs/>
+          <w:sz w:val="36"/>
+          <w:szCs w:val="36"/>
+          <w:highlight w:val="none"/>
+        </w:rPr>
+      </w:r>
     </w:p>
     <w:p>
       <w:pPr>
@@ -2780,6 +2846,295 @@
           <w:highlight w:val="none"/>
         </w:rPr>
       </w:r>
+      <w:r>
+        <w:rPr>
+          <w:b/>
+          <w:bCs/>
+          <w:sz w:val="36"/>
+          <w:szCs w:val="36"/>
+          <w:highlight w:val="none"/>
+        </w:rPr>
+      </w:r>
+    </w:p>
+    <w:p>
+      <w:pPr>
+        <w:pBdr/>
+        <w:spacing/>
+        <w:ind/>
+        <w:jc w:val="both"/>
+        <w:rPr>
+          <w:b/>
+          <w:bCs/>
+          <w:sz w:val="36"/>
+          <w:szCs w:val="36"/>
+          <w:highlight w:val="none"/>
+        </w:rPr>
+      </w:pPr>
+      <w:r>
+        <w:rPr>
+          <w:b/>
+          <w:bCs/>
+          <w:sz w:val="36"/>
+          <w:szCs w:val="36"/>
+          <w:highlight w:val="none"/>
+        </w:rPr>
+      </w:r>
+      <w:r>
+        <w:rPr>
+          <w:b/>
+          <w:bCs/>
+          <w:sz w:val="36"/>
+          <w:szCs w:val="36"/>
+          <w:highlight w:val="none"/>
+        </w:rPr>
+      </w:r>
+      <w:r>
+        <w:rPr>
+          <w:b/>
+          <w:bCs/>
+          <w:sz w:val="36"/>
+          <w:szCs w:val="36"/>
+          <w:highlight w:val="none"/>
+        </w:rPr>
+      </w:r>
+    </w:p>
+    <w:p>
+      <w:pPr>
+        <w:pBdr/>
+        <w:spacing/>
+        <w:ind/>
+        <w:jc w:val="center"/>
+        <w:rPr>
+          <w:b/>
+          <w:bCs/>
+          <w:sz w:val="40"/>
+          <w:szCs w:val="40"/>
+          <w:highlight w:val="none"/>
+        </w:rPr>
+      </w:pPr>
+      <w:r>
+        <w:rPr>
+          <w:b/>
+          <w:bCs/>
+          <w:sz w:val="40"/>
+          <w:szCs w:val="40"/>
+          <w:highlight w:val="none"/>
+        </w:rPr>
+        <w:t xml:space="preserve">Tipos de formatos de fontes</w:t>
+      </w:r>
+      <w:r>
+        <w:rPr>
+          <w:b/>
+          <w:bCs/>
+          <w:sz w:val="36"/>
+          <w:szCs w:val="36"/>
+          <w:highlight w:val="none"/>
+        </w:rPr>
+      </w:r>
+    </w:p>
+    <w:p>
+      <w:pPr>
+        <w:pStyle w:val="916"/>
+        <w:numPr>
+          <w:ilvl w:val="0"/>
+          <w:numId w:val="14"/>
+        </w:numPr>
+        <w:pBdr/>
+        <w:spacing/>
+        <w:ind/>
+        <w:jc w:val="left"/>
+        <w:rPr>
+          <w:b w:val="0"/>
+          <w:bCs w:val="0"/>
+          <w:sz w:val="36"/>
+          <w:szCs w:val="36"/>
+          <w:highlight w:val="none"/>
+        </w:rPr>
+      </w:pPr>
+      <w:r>
+        <w:rPr>
+          <w:b w:val="0"/>
+          <w:bCs w:val="0"/>
+          <w:sz w:val="40"/>
+          <w:szCs w:val="40"/>
+          <w:highlight w:val="none"/>
+        </w:rPr>
+        <w:t xml:space="preserve">Opentype(otf);</w:t>
+      </w:r>
+      <w:r>
+        <w:rPr>
+          <w:b w:val="0"/>
+          <w:bCs w:val="0"/>
+          <w:sz w:val="36"/>
+          <w:szCs w:val="36"/>
+          <w:highlight w:val="none"/>
+        </w:rPr>
+      </w:r>
+    </w:p>
+    <w:p>
+      <w:pPr>
+        <w:pStyle w:val="916"/>
+        <w:numPr>
+          <w:ilvl w:val="0"/>
+          <w:numId w:val="14"/>
+        </w:numPr>
+        <w:pBdr/>
+        <w:spacing/>
+        <w:ind/>
+        <w:jc w:val="left"/>
+        <w:rPr>
+          <w:b w:val="0"/>
+          <w:bCs w:val="0"/>
+          <w:sz w:val="36"/>
+          <w:szCs w:val="36"/>
+          <w:highlight w:val="none"/>
+        </w:rPr>
+      </w:pPr>
+      <w:r>
+        <w:rPr>
+          <w:b w:val="0"/>
+          <w:bCs w:val="0"/>
+          <w:sz w:val="40"/>
+          <w:szCs w:val="40"/>
+          <w:highlight w:val="none"/>
+        </w:rPr>
+        <w:t xml:space="preserve">truetype(ttf);</w:t>
+      </w:r>
+      <w:r>
+        <w:rPr>
+          <w:b w:val="0"/>
+          <w:bCs w:val="0"/>
+          <w:sz w:val="36"/>
+          <w:szCs w:val="36"/>
+          <w:highlight w:val="none"/>
+        </w:rPr>
+      </w:r>
+    </w:p>
+    <w:p>
+      <w:pPr>
+        <w:pStyle w:val="916"/>
+        <w:numPr>
+          <w:ilvl w:val="0"/>
+          <w:numId w:val="14"/>
+        </w:numPr>
+        <w:pBdr/>
+        <w:spacing/>
+        <w:ind/>
+        <w:jc w:val="left"/>
+        <w:rPr>
+          <w:b w:val="0"/>
+          <w:bCs w:val="0"/>
+          <w:sz w:val="36"/>
+          <w:szCs w:val="36"/>
+          <w:highlight w:val="none"/>
+        </w:rPr>
+      </w:pPr>
+      <w:r>
+        <w:rPr>
+          <w:b w:val="0"/>
+          <w:bCs w:val="0"/>
+          <w:sz w:val="40"/>
+          <w:szCs w:val="40"/>
+          <w:highlight w:val="none"/>
+        </w:rPr>
+        <w:t xml:space="preserve">Embedded-opentype</w:t>
+      </w:r>
+      <w:r>
+        <w:rPr>
+          <w:b w:val="0"/>
+          <w:bCs w:val="0"/>
+          <w:sz w:val="36"/>
+          <w:szCs w:val="36"/>
+          <w:highlight w:val="none"/>
+        </w:rPr>
+      </w:r>
+    </w:p>
+    <w:p>
+      <w:pPr>
+        <w:pStyle w:val="916"/>
+        <w:numPr>
+          <w:ilvl w:val="0"/>
+          <w:numId w:val="14"/>
+        </w:numPr>
+        <w:pBdr/>
+        <w:spacing/>
+        <w:ind/>
+        <w:jc w:val="left"/>
+        <w:rPr>
+          <w:b w:val="0"/>
+          <w:bCs w:val="0"/>
+          <w:sz w:val="36"/>
+          <w:szCs w:val="36"/>
+          <w:highlight w:val="none"/>
+        </w:rPr>
+      </w:pPr>
+      <w:r>
+        <w:rPr>
+          <w:b w:val="0"/>
+          <w:bCs w:val="0"/>
+          <w:sz w:val="40"/>
+          <w:szCs w:val="40"/>
+          <w:highlight w:val="none"/>
+        </w:rPr>
+        <w:t xml:space="preserve">Truetype-aat (Apple Advanced Typography)</w:t>
+      </w:r>
+      <w:r>
+        <w:rPr>
+          <w:b w:val="0"/>
+          <w:bCs w:val="0"/>
+          <w:sz w:val="36"/>
+          <w:szCs w:val="36"/>
+          <w:highlight w:val="none"/>
+        </w:rPr>
+      </w:r>
+    </w:p>
+    <w:p>
+      <w:pPr>
+        <w:pStyle w:val="916"/>
+        <w:numPr>
+          <w:ilvl w:val="0"/>
+          <w:numId w:val="14"/>
+        </w:numPr>
+        <w:pBdr/>
+        <w:spacing/>
+        <w:ind/>
+        <w:jc w:val="left"/>
+        <w:rPr>
+          <w:b w:val="0"/>
+          <w:bCs w:val="0"/>
+          <w:sz w:val="36"/>
+          <w:szCs w:val="36"/>
+          <w:highlight w:val="none"/>
+        </w:rPr>
+      </w:pPr>
+      <w:r>
+        <w:rPr>
+          <w:b w:val="0"/>
+          <w:bCs w:val="0"/>
+          <w:sz w:val="40"/>
+          <w:szCs w:val="40"/>
+          <w:highlight w:val="none"/>
+        </w:rPr>
+        <w:t xml:space="preserve">svg</w:t>
+      </w:r>
+      <w:r>
+        <w:rPr>
+          <w:b w:val="0"/>
+          <w:bCs w:val="0"/>
+          <w:sz w:val="40"/>
+          <w:szCs w:val="40"/>
+          <w:highlight w:val="none"/>
+        </w:rPr>
+      </w:r>
+      <w:r>
+        <w:rPr>
+          <w:b w:val="0"/>
+          <w:bCs w:val="0"/>
+          <w:sz w:val="40"/>
+          <w:szCs w:val="40"/>
+          <w:highlight w:val="none"/>
+        </w:rPr>
+      </w:r>
     </w:p>
     <w:sectPr>
       <w:footnotePr/>
@@ -4655,6 +5010,153 @@
       </w:pPr>
       <w:rPr>
         <w:rFonts w:ascii="OpenSymbol" w:hAnsi="OpenSymbol" w:cs="OpenSymbol"/>
+      </w:rPr>
+      <w:start w:val="1"/>
+      <w:suff w:val="tab"/>
+    </w:lvl>
+    <w:lvl w:ilvl="2">
+      <w:isLgl w:val="false"/>
+      <w:lvlJc w:val="left"/>
+      <w:lvlText w:val="§"/>
+      <w:numFmt w:val="bullet"/>
+      <w:pPr>
+        <w:pBdr/>
+        <w:spacing/>
+        <w:ind w:hanging="360" w:left="2149"/>
+      </w:pPr>
+      <w:rPr>
+        <w:rFonts w:hint="default" w:ascii="Wingdings" w:hAnsi="Wingdings" w:eastAsia="Wingdings" w:cs="Wingdings"/>
+      </w:rPr>
+      <w:start w:val="1"/>
+      <w:suff w:val="tab"/>
+    </w:lvl>
+    <w:lvl w:ilvl="3">
+      <w:isLgl w:val="false"/>
+      <w:lvlJc w:val="left"/>
+      <w:lvlText w:val="·"/>
+      <w:numFmt w:val="bullet"/>
+      <w:pPr>
+        <w:pBdr/>
+        <w:spacing/>
+        <w:ind w:hanging="360" w:left="2869"/>
+      </w:pPr>
+      <w:rPr>
+        <w:rFonts w:hint="default" w:ascii="Symbol" w:hAnsi="Symbol" w:eastAsia="Symbol" w:cs="Symbol"/>
+      </w:rPr>
+      <w:start w:val="1"/>
+      <w:suff w:val="tab"/>
+    </w:lvl>
+    <w:lvl w:ilvl="4">
+      <w:isLgl w:val="false"/>
+      <w:lvlJc w:val="left"/>
+      <w:lvlText w:val="o"/>
+      <w:numFmt w:val="bullet"/>
+      <w:pPr>
+        <w:pBdr/>
+        <w:spacing/>
+        <w:ind w:hanging="360" w:left="3589"/>
+      </w:pPr>
+      <w:rPr>
+        <w:rFonts w:hint="default" w:ascii="Courier New" w:hAnsi="Courier New" w:eastAsia="Courier New" w:cs="Courier New"/>
+      </w:rPr>
+      <w:start w:val="1"/>
+      <w:suff w:val="tab"/>
+    </w:lvl>
+    <w:lvl w:ilvl="5">
+      <w:isLgl w:val="false"/>
+      <w:lvlJc w:val="left"/>
+      <w:lvlText w:val="§"/>
+      <w:numFmt w:val="bullet"/>
+      <w:pPr>
+        <w:pBdr/>
+        <w:spacing/>
+        <w:ind w:hanging="360" w:left="4309"/>
+      </w:pPr>
+      <w:rPr>
+        <w:rFonts w:hint="default" w:ascii="Wingdings" w:hAnsi="Wingdings" w:eastAsia="Wingdings" w:cs="Wingdings"/>
+      </w:rPr>
+      <w:start w:val="1"/>
+      <w:suff w:val="tab"/>
+    </w:lvl>
+    <w:lvl w:ilvl="6">
+      <w:isLgl w:val="false"/>
+      <w:lvlJc w:val="left"/>
+      <w:lvlText w:val="·"/>
+      <w:numFmt w:val="bullet"/>
+      <w:pPr>
+        <w:pBdr/>
+        <w:spacing/>
+        <w:ind w:hanging="360" w:left="5029"/>
+      </w:pPr>
+      <w:rPr>
+        <w:rFonts w:hint="default" w:ascii="Symbol" w:hAnsi="Symbol" w:eastAsia="Symbol" w:cs="Symbol"/>
+      </w:rPr>
+      <w:start w:val="1"/>
+      <w:suff w:val="tab"/>
+    </w:lvl>
+    <w:lvl w:ilvl="7">
+      <w:isLgl w:val="false"/>
+      <w:lvlJc w:val="left"/>
+      <w:lvlText w:val="o"/>
+      <w:numFmt w:val="bullet"/>
+      <w:pPr>
+        <w:pBdr/>
+        <w:spacing/>
+        <w:ind w:hanging="360" w:left="5749"/>
+      </w:pPr>
+      <w:rPr>
+        <w:rFonts w:hint="default" w:ascii="Courier New" w:hAnsi="Courier New" w:eastAsia="Courier New" w:cs="Courier New"/>
+      </w:rPr>
+      <w:start w:val="1"/>
+      <w:suff w:val="tab"/>
+    </w:lvl>
+    <w:lvl w:ilvl="8">
+      <w:isLgl w:val="false"/>
+      <w:lvlJc w:val="left"/>
+      <w:lvlText w:val="§"/>
+      <w:numFmt w:val="bullet"/>
+      <w:pPr>
+        <w:pBdr/>
+        <w:spacing/>
+        <w:ind w:hanging="360" w:left="6469"/>
+      </w:pPr>
+      <w:rPr>
+        <w:rFonts w:hint="default" w:ascii="Wingdings" w:hAnsi="Wingdings" w:eastAsia="Wingdings" w:cs="Wingdings"/>
+      </w:rPr>
+      <w:start w:val="1"/>
+      <w:suff w:val="tab"/>
+    </w:lvl>
+  </w:abstractNum>
+  <w:abstractNum w:abstractNumId="13">
+    <w:nsid w:val="31A9CA35"/>
+    <w:lvl w:ilvl="0">
+      <w:isLgl w:val="false"/>
+      <w:lvlJc w:val="left"/>
+      <w:lvlText w:val="·"/>
+      <w:numFmt w:val="bullet"/>
+      <w:pPr>
+        <w:pBdr/>
+        <w:spacing/>
+        <w:ind w:hanging="360" w:left="709"/>
+      </w:pPr>
+      <w:rPr>
+        <w:rFonts w:hint="default" w:ascii="Symbol" w:hAnsi="Symbol" w:eastAsia="Symbol" w:cs="Symbol"/>
+      </w:rPr>
+      <w:start w:val="1"/>
+      <w:suff w:val="tab"/>
+    </w:lvl>
+    <w:lvl w:ilvl="1">
+      <w:isLgl w:val="false"/>
+      <w:lvlJc w:val="left"/>
+      <w:lvlText w:val="o"/>
+      <w:numFmt w:val="bullet"/>
+      <w:pPr>
+        <w:pBdr/>
+        <w:spacing/>
+        <w:ind w:hanging="360" w:left="1429"/>
+      </w:pPr>
+      <w:rPr>
+        <w:rFonts w:hint="default" w:ascii="Courier New" w:hAnsi="Courier New" w:eastAsia="Courier New" w:cs="Courier New"/>
       </w:rPr>
       <w:start w:val="1"/>
       <w:suff w:val="tab"/>
@@ -4810,6 +5312,9 @@
   </w:num>
   <w:num w:numId="13">
     <w:abstractNumId w:val="12"/>
+  </w:num>
+  <w:num w:numId="14">
+    <w:abstractNumId w:val="13"/>
   </w:num>
 </w:numbering>
 </file>
